--- a/Fase 2/Evidencias Proyecto/Evidencias de documentación/Archivos Word y PDF/00_Acta_de_Inicio_del_Proyecto.docx
+++ b/Fase 2/Evidencias Proyecto/Evidencias de documentación/Archivos Word y PDF/00_Acta_de_Inicio_del_Proyecto.docx
@@ -4297,7 +4297,7 @@
               <w:rPr>
                 <w:sz w:val="17"/>
               </w:rPr>
-              <w:t>. Ocurrió y se corrigió en la iteración 5</w:t>
+              <w:t>. Se detectó y corrigió a tiempo en la iteración 5</w:t>
             </w:r>
           </w:p>
         </w:tc>
